--- a/Lv2_簡易POSアプリ_テスト仕様書_要求忠実版.docx
+++ b/Lv2_簡易POSアプリ_テスト仕様書_要求忠実版.docx
@@ -2000,7 +2000,7 @@
       <w:r>
         <w:drawing>
           <wp:inline distT="0" distB="0" distL="0" distR="0">
-            <wp:extent cx="5715000" cy="981075"/>
+            <wp:extent cx="5715000" cy="3286125"/>
             <wp:effectExtent t="0" r="0" b="0" l="0"/>
             <wp:docPr id="1" name="" descr="" title=""/>
             <wp:cNvGraphicFramePr>
@@ -2025,7 +2025,7 @@
                   <pic:spPr bwMode="auto">
                     <a:xfrm>
                       <a:off x="0" y="0"/>
-                      <a:ext cx="5715000" cy="981075"/>
+                      <a:ext cx="5715000" cy="3286125"/>
                     </a:xfrm>
                     <a:prstGeom prst="rect">
                       <a:avLst/>
@@ -50439,7 +50439,34 @@
           <w:sz w:val="28"/>
           <w:szCs w:val="28"/>
         </w:rPr>
-        <w:t xml:space="preserve">付録 A. 図の Mermaid ソース</w:t>
+        <w:t xml:space="preserve">付録 A. 図のソース</w:t>
+      </w:r>
+    </w:p>
+    <w:p>
+      <w:pPr>
+        <w:spacing w:after="120"/>
+      </w:pPr>
+      <w:r>
+        <w:rPr>
+          <w:sz w:val="20"/>
+          <w:szCs w:val="20"/>
+        </w:rPr>
+        <w:t xml:space="preserve">図2（V 字モデル）は V 字の形を保つため Python（Pillow）で作図した（スクリプト </w:t>
+      </w:r>
+      <w:r>
+        <w:rPr>
+          <w:rFonts w:ascii="Consolas" w:cs="Consolas" w:eastAsia="Consolas" w:hAnsi="Consolas"/>
+          <w:sz w:val="20"/>
+          <w:szCs w:val="20"/>
+        </w:rPr>
+        <w:t xml:space="preserve">draw_v.py</w:t>
+      </w:r>
+      <w:r>
+        <w:rPr>
+          <w:sz w:val="20"/>
+          <w:szCs w:val="20"/>
+        </w:rPr>
+        <w:t xml:space="preserve">）。参考として、同じ対応関係を Mermaid で表したソースを以下に置く（Mermaid では横一列に平坦化される）。</w:t>
       </w:r>
     </w:p>
     <w:p>
@@ -50454,7 +50481,7 @@
           <w:sz w:val="24"/>
           <w:szCs w:val="24"/>
         </w:rPr>
-        <w:t xml:space="preserve">A.1 V 字モデル（st_fig02）</w:t>
+        <w:t xml:space="preserve">A.1 V 字モデル（Mermaid 版）</w:t>
       </w:r>
     </w:p>
     <w:p>
